--- a/Fase 1/Evidencias Grupales/Presentación idea del proyecto.docx
+++ b/Fase 1/Evidencias Grupales/Presentación idea del proyecto.docx
@@ -41,7 +41,7 @@
           <w:pgNumType w:start="1"/>
         </w:sectPr>
       </w:pPr>
-      <w:bookmarkStart w:colFirst="0" w:colLast="0" w:name="_yev3zdnvgxsw" w:id="0"/>
+      <w:bookmarkStart w:colFirst="0" w:colLast="0" w:name="_6q8qg7cnpmdy" w:id="0"/>
       <w:bookmarkEnd w:id="0"/>
       <w:r>
         <w:rPr>
@@ -350,7 +350,7 @@
     </w:p>
     <w:sdt>
       <w:sdtPr>
-        <w:id w:val="1542261504"/>
+        <w:id w:val="883296976"/>
         <w:docPartObj>
           <w:docPartGallery w:val="Table of Contents"/>
           <w:docPartUnique w:val="1"/>
@@ -2043,7 +2043,7 @@
           <wp:inline distB="114300" distT="114300" distL="114300" distR="114300">
             <wp:extent cx="6119813" cy="4481282"/>
             <wp:effectExtent b="0" l="0" r="0" t="0"/>
-            <wp:docPr id="1" name="image2.png"/>
+            <wp:docPr id="3" name="image2.png"/>
             <a:graphic>
               <a:graphicData uri="http://schemas.openxmlformats.org/drawingml/2006/picture">
                 <pic:pic>
@@ -3190,7 +3190,7 @@
         <wp:inline distB="114300" distT="114300" distL="114300" distR="114300">
           <wp:extent cx="1785938" cy="437555"/>
           <wp:effectExtent b="0" l="0" r="0" t="0"/>
-          <wp:docPr id="3" name="image1.png"/>
+          <wp:docPr id="1" name="image1.png"/>
           <a:graphic>
             <a:graphicData uri="http://schemas.openxmlformats.org/drawingml/2006/picture">
               <pic:pic>
